--- a/pr-preview/pr-337/logistic-inference-handout.docx
+++ b/pr-preview/pr-337/logistic-inference-handout.docx
@@ -15,7 +15,7 @@
         <w:pStyle w:val="Date"/>
       </w:pPr>
       <w:r>
-        <w:t xml:space="preserve">Last modified: 2026-10-18 01:15:39 (PDT)</w:t>
+        <w:t xml:space="preserve">Last modified: 2026-10-18 11:27:25 (PDT)</w:t>
       </w:r>
     </w:p>
     <w:bookmarkStart w:id="13" w:name="introduction"/>
@@ -377,7 +377,7 @@
         <w:t xml:space="preserve"> </w:t>
       </w:r>
       <w:r>
-        <w:t xml:space="preserve">Wikipedia contributors (2026c)</w:t>
+        <w:t xml:space="preserve">Wikipedia contributors [1]</w:t>
       </w:r>
       <w:r>
         <w:t xml:space="preserve">.</w:t>
@@ -1100,7 +1100,7 @@
         <w:t xml:space="preserve"> </w:t>
       </w:r>
       <w:r>
-        <w:t xml:space="preserve">Wikipedia contributors (2026a)</w:t>
+        <w:t xml:space="preserve">Wikipedia contributors [2]</w:t>
       </w:r>
       <w:r>
         <w:t xml:space="preserve">.</w:t>
@@ -1210,7 +1210,7 @@
               <w:spacing w:before="16" w:after="16"/>
             </w:pPr>
             <w:r>
-              <w:t xml:space="preserve">Nelder and Wedderburn (1972)</w:t>
+              <w:t xml:space="preserve">Nelder and Wedderburn [3]</w:t>
             </w:r>
             <w:r>
               <w:t xml:space="preserve"> </w:t>
@@ -1228,7 +1228,7 @@
               <w:t xml:space="preserve"> </w:t>
             </w:r>
             <w:r>
-              <w:t xml:space="preserve">Hastie et al. (2009, sec. 4.4.2)</w:t>
+              <w:t xml:space="preserve">Hastie et al. [4, Sec. 4.4.2]</w:t>
             </w:r>
             <w:r>
               <w:t xml:space="preserve"> </w:t>
@@ -4086,7 +4086,7 @@
               <w:spacing w:before="16" w:after="16"/>
             </w:pPr>
             <w:r>
-              <w:t xml:space="preserve">Dobson and Barnett (2018, sec. 5.5)</w:t>
+              <w:t xml:space="preserve">Dobson and Barnett [5, Sec. 5.5]</w:t>
             </w:r>
             <w:r>
               <w:t xml:space="preserve"> </w:t>
@@ -4288,7 +4288,7 @@
         <w:t xml:space="preserve"> </w:t>
       </w:r>
       <w:r>
-        <w:t xml:space="preserve">(Hosmer and Lemeshow 1989)</w:t>
+        <w:t xml:space="preserve">[6]</w:t>
       </w:r>
       <w:r>
         <w:t xml:space="preserve">.</w:t>
@@ -4910,7 +4910,7 @@
         <w:t xml:space="preserve"> </w:t>
       </w:r>
       <w:r>
-        <w:t xml:space="preserve">(Dobson and Barnett 2018, sec. 5.5)</w:t>
+        <w:t xml:space="preserve">[5, Sec. 5.5]</w:t>
       </w:r>
       <w:r>
         <w:t xml:space="preserve"> </w:t>
@@ -4932,7 +4932,7 @@
         <w:t xml:space="preserve"> </w:t>
       </w:r>
       <w:r>
-        <w:t xml:space="preserve">(Dobson and Barnett 2018, sec. 5.5)</w:t>
+        <w:t xml:space="preserve">[5, Sec. 5.5]</w:t>
       </w:r>
       <w:r>
         <w:t xml:space="preserve">) for binary outcomes gives each pattern its own free event probability:</w:t>
@@ -4970,7 +4970,7 @@
         <w:t xml:space="preserve"> </w:t>
       </w:r>
       <w:r>
-        <w:t xml:space="preserve">Wikipedia contributors (2026d)</w:t>
+        <w:t xml:space="preserve">Wikipedia contributors [7]</w:t>
       </w:r>
       <w:r>
         <w:t xml:space="preserve">.</w:t>
@@ -5080,7 +5080,7 @@
               <w:spacing w:before="16" w:after="16"/>
             </w:pPr>
             <w:r>
-              <w:t xml:space="preserve">Dobson and Barnett (2018, sec. 5.5)</w:t>
+              <w:t xml:space="preserve">Dobson and Barnett [5, Sec. 5.5]</w:t>
             </w:r>
             <w:r>
               <w:t xml:space="preserve"> </w:t>
@@ -5110,7 +5110,7 @@
               <w:t xml:space="preserve"> </w:t>
             </w:r>
             <w:r>
-              <w:t xml:space="preserve">(Dobson and Barnett 2018, sec. 6.3)</w:t>
+              <w:t xml:space="preserve">[5, Sec. 6.3]</w:t>
             </w:r>
             <w:r>
               <w:t xml:space="preserve">.</w:t>
@@ -7713,7 +7713,7 @@
               <w:spacing w:before="16" w:after="16"/>
             </w:pPr>
             <w:r>
-              <w:t xml:space="preserve">Dobson and Barnett (2018, sec. 5.6.1)</w:t>
+              <w:t xml:space="preserve">Dobson and Barnett [5, Sec. 5.6.1]</w:t>
             </w:r>
             <w:r>
               <w:t xml:space="preserve"> </w:t>
@@ -10439,7 +10439,7 @@
         <w:t xml:space="preserve"> </w:t>
       </w:r>
       <w:r>
-        <w:t xml:space="preserve">Hastie et al. (2009, sec. 4.4.3)</w:t>
+        <w:t xml:space="preserve">Hastie et al. [4, Sec. 4.4.3]</w:t>
       </w:r>
       <w:r>
         <w:t xml:space="preserve">.</w:t>
@@ -10454,7 +10454,7 @@
         <w:t xml:space="preserve"> </w:t>
       </w:r>
       <w:r>
-        <w:t xml:space="preserve">Fahrmeir and Kaufmann (1985)</w:t>
+        <w:t xml:space="preserve">Fahrmeir and Kaufmann [8]</w:t>
       </w:r>
       <w:r>
         <w:t xml:space="preserve"> </w:t>
@@ -12309,7 +12309,7 @@
         </w:numPr>
       </w:pPr>
       <w:r>
-        <w:t xml:space="preserve">Wikipedia contributors (2026c)</w:t>
+        <w:t xml:space="preserve">Wikipedia contributors [1]</w:t>
       </w:r>
       <w:r>
         <w:t xml:space="preserve"> </w:t>
@@ -12326,7 +12326,7 @@
         </w:numPr>
       </w:pPr>
       <w:r>
-        <w:t xml:space="preserve">Wikipedia contributors (2026a)</w:t>
+        <w:t xml:space="preserve">Wikipedia contributors [2]</w:t>
       </w:r>
       <w:r>
         <w:t xml:space="preserve"> </w:t>
@@ -12343,7 +12343,7 @@
         </w:numPr>
       </w:pPr>
       <w:r>
-        <w:t xml:space="preserve">Wikipedia contributors (2026d)</w:t>
+        <w:t xml:space="preserve">Wikipedia contributors [7]</w:t>
       </w:r>
       <w:r>
         <w:t xml:space="preserve"> </w:t>
@@ -12360,7 +12360,7 @@
         </w:numPr>
       </w:pPr>
       <w:r>
-        <w:t xml:space="preserve">Wikipedia contributors (2026b)</w:t>
+        <w:t xml:space="preserve">Wikipedia contributors [9]</w:t>
       </w:r>
       <w:r>
         <w:t xml:space="preserve"> </w:t>
@@ -12380,26 +12380,49 @@
       </w:r>
     </w:p>
     <w:bookmarkStart w:id="81" w:name="refs"/>
-    <w:bookmarkStart w:id="65" w:name="ref-dobson4e"/>
+    <w:bookmarkStart w:id="65" w:name="ref-wikipedia_logistic_regression"/>
     <w:p>
       <w:pPr>
         <w:pStyle w:val="Bibliography"/>
       </w:pPr>
       <w:r>
-        <w:t xml:space="preserve">Dobson, Annette J, and Adrian G Barnett. 2018.</w:t>
-      </w:r>
-      <w:r>
-        <w:t xml:space="preserve"> </w:t>
-      </w:r>
-      <w:r>
-        <w:rPr>
-          <w:i/>
-          <w:iCs/>
-        </w:rPr>
-        <w:t xml:space="preserve">An Introduction to Generalized Linear Models</w:t>
-      </w:r>
-      <w:r>
-        <w:t xml:space="preserve">. 4th ed. CRC press.</w:t>
+        <w:t xml:space="preserve">[1]</w:t>
+      </w:r>
+      <w:r>
+        <w:t xml:space="preserve"> </w:t>
+      </w:r>
+      <w:r>
+        <w:t xml:space="preserve">	</w:t>
+      </w:r>
+      <w:r>
+        <w:t xml:space="preserve">Wikipedia contributors,</w:t>
+      </w:r>
+      <w:r>
+        <w:t xml:space="preserve"> </w:t>
+      </w:r>
+      <w:r>
+        <w:t xml:space="preserve">“Logistic regression —</w:t>
+      </w:r>
+      <w:r>
+        <w:t xml:space="preserve"> </w:t>
+      </w:r>
+      <w:r>
+        <w:t xml:space="preserve">Wikipedia</w:t>
+      </w:r>
+      <w:r>
+        <w:t xml:space="preserve">,</w:t>
+      </w:r>
+      <w:r>
+        <w:t xml:space="preserve"> </w:t>
+      </w:r>
+      <w:r>
+        <w:t xml:space="preserve">the free encyclopedia.”</w:t>
+      </w:r>
+      <w:r>
+        <w:t xml:space="preserve"> </w:t>
+      </w:r>
+      <w:r>
+        <w:t xml:space="preserve">2026. Available:</w:t>
       </w:r>
       <w:r>
         <w:t xml:space="preserve"> </w:t>
@@ -12409,226 +12432,59 @@
           <w:rPr>
             <w:rStyle w:val="Hyperlink"/>
           </w:rPr>
-          <w:t xml:space="preserve">https://doi.org/10.1201/9781315182780</w:t>
+          <w:t xml:space="preserve">https://en.wikipedia.org/wiki/Logistic_regression</w:t>
         </w:r>
       </w:hyperlink>
-      <w:r>
-        <w:t xml:space="preserve">.</w:t>
-      </w:r>
     </w:p>
     <w:bookmarkEnd w:id="65"/>
-    <w:bookmarkStart w:id="67" w:name="ref-fahrmeir1985consistency"/>
+    <w:bookmarkStart w:id="67" w:name="ref-wikipedia_deviance_statistics"/>
     <w:p>
       <w:pPr>
         <w:pStyle w:val="Bibliography"/>
       </w:pPr>
       <w:r>
-        <w:t xml:space="preserve">Fahrmeir, Ludwig, and Heinz Kaufmann. 1985.</w:t>
-      </w:r>
-      <w:r>
-        <w:t xml:space="preserve"> </w:t>
-      </w:r>
-      <w:r>
-        <w:t xml:space="preserve">“Consistency and Asymptotic Normality of the Maximum Likelihood Estimator in Generalized Linear Models.”</w:t>
-      </w:r>
-      <w:r>
-        <w:t xml:space="preserve"> </w:t>
-      </w:r>
-      <w:r>
-        <w:rPr>
-          <w:i/>
-          <w:iCs/>
-        </w:rPr>
-        <w:t xml:space="preserve">The Annals of Statistics</w:t>
-      </w:r>
-      <w:r>
-        <w:t xml:space="preserve"> </w:t>
-      </w:r>
-      <w:r>
-        <w:t xml:space="preserve">13 (1): 342–68.</w:t>
+        <w:t xml:space="preserve">[2]</w:t>
+      </w:r>
+      <w:r>
+        <w:t xml:space="preserve"> </w:t>
+      </w:r>
+      <w:r>
+        <w:t xml:space="preserve">	</w:t>
+      </w:r>
+      <w:r>
+        <w:t xml:space="preserve">Wikipedia contributors,</w:t>
+      </w:r>
+      <w:r>
+        <w:t xml:space="preserve"> </w:t>
+      </w:r>
+      <w:r>
+        <w:t xml:space="preserve">“Deviance (statistics) —</w:t>
+      </w:r>
+      <w:r>
+        <w:t xml:space="preserve"> </w:t>
+      </w:r>
+      <w:r>
+        <w:t xml:space="preserve">Wikipedia</w:t>
+      </w:r>
+      <w:r>
+        <w:t xml:space="preserve">,</w:t>
+      </w:r>
+      <w:r>
+        <w:t xml:space="preserve"> </w:t>
+      </w:r>
+      <w:r>
+        <w:t xml:space="preserve">the free encyclopedia.”</w:t>
+      </w:r>
+      <w:r>
+        <w:t xml:space="preserve"> </w:t>
+      </w:r>
+      <w:r>
+        <w:t xml:space="preserve">2026. Available:</w:t>
       </w:r>
       <w:r>
         <w:t xml:space="preserve"> </w:t>
       </w:r>
       <w:hyperlink r:id="rId66">
-        <w:r>
-          <w:rPr>
-            <w:rStyle w:val="Hyperlink"/>
-          </w:rPr>
-          <w:t xml:space="preserve">https://doi.org/10.1214/aos/1176346597</w:t>
-        </w:r>
-      </w:hyperlink>
-      <w:r>
-        <w:t xml:space="preserve">.</w:t>
-      </w:r>
-    </w:p>
-    <w:bookmarkEnd w:id="67"/>
-    <w:bookmarkStart w:id="69" w:name="ref-hastie2009elements"/>
-    <w:p>
-      <w:pPr>
-        <w:pStyle w:val="Bibliography"/>
-      </w:pPr>
-      <w:r>
-        <w:t xml:space="preserve">Hastie, Trevor, Robert Tibshirani, and Jerome Friedman. 2009.</w:t>
-      </w:r>
-      <w:r>
-        <w:t xml:space="preserve"> </w:t>
-      </w:r>
-      <w:r>
-        <w:rPr>
-          <w:i/>
-          <w:iCs/>
-        </w:rPr>
-        <w:t xml:space="preserve">The Elements of Statistical Learning: Data Mining, Inference, and Prediction</w:t>
-      </w:r>
-      <w:r>
-        <w:t xml:space="preserve">. 2nd ed. Springer.</w:t>
-      </w:r>
-      <w:r>
-        <w:t xml:space="preserve"> </w:t>
-      </w:r>
-      <w:hyperlink r:id="rId68">
-        <w:r>
-          <w:rPr>
-            <w:rStyle w:val="Hyperlink"/>
-          </w:rPr>
-          <w:t xml:space="preserve">https://doi.org/10.1007/978-0-387-84858-7</w:t>
-        </w:r>
-      </w:hyperlink>
-      <w:r>
-        <w:t xml:space="preserve">.</w:t>
-      </w:r>
-    </w:p>
-    <w:bookmarkEnd w:id="69"/>
-    <w:bookmarkStart w:id="70" w:name="ref-hosmer1989applied"/>
-    <w:p>
-      <w:pPr>
-        <w:pStyle w:val="Bibliography"/>
-      </w:pPr>
-      <w:r>
-        <w:t xml:space="preserve">Hosmer, David W., and Stanley Lemeshow. 1989.</w:t>
-      </w:r>
-      <w:r>
-        <w:t xml:space="preserve"> </w:t>
-      </w:r>
-      <w:r>
-        <w:rPr>
-          <w:i/>
-          <w:iCs/>
-        </w:rPr>
-        <w:t xml:space="preserve">Applied Logistic Regression</w:t>
-      </w:r>
-      <w:r>
-        <w:t xml:space="preserve">. Wiley.</w:t>
-      </w:r>
-    </w:p>
-    <w:bookmarkEnd w:id="70"/>
-    <w:bookmarkStart w:id="72" w:name="ref-nelder1972generalized"/>
-    <w:p>
-      <w:pPr>
-        <w:pStyle w:val="Bibliography"/>
-      </w:pPr>
-      <w:r>
-        <w:t xml:space="preserve">Nelder, John A., and Robert W. M. Wedderburn. 1972.</w:t>
-      </w:r>
-      <w:r>
-        <w:t xml:space="preserve"> </w:t>
-      </w:r>
-      <w:r>
-        <w:t xml:space="preserve">“Generalized Linear Models.”</w:t>
-      </w:r>
-      <w:r>
-        <w:t xml:space="preserve"> </w:t>
-      </w:r>
-      <w:r>
-        <w:rPr>
-          <w:i/>
-          <w:iCs/>
-        </w:rPr>
-        <w:t xml:space="preserve">Journal of the Royal Statistical Society: Series A (General)</w:t>
-      </w:r>
-      <w:r>
-        <w:t xml:space="preserve"> </w:t>
-      </w:r>
-      <w:r>
-        <w:t xml:space="preserve">135 (3): 370–84.</w:t>
-      </w:r>
-      <w:r>
-        <w:t xml:space="preserve"> </w:t>
-      </w:r>
-      <w:hyperlink r:id="rId71">
-        <w:r>
-          <w:rPr>
-            <w:rStyle w:val="Hyperlink"/>
-          </w:rPr>
-          <w:t xml:space="preserve">https://doi.org/10.2307/2344614</w:t>
-        </w:r>
-      </w:hyperlink>
-      <w:r>
-        <w:t xml:space="preserve">.</w:t>
-      </w:r>
-    </w:p>
-    <w:bookmarkEnd w:id="72"/>
-    <w:bookmarkStart w:id="74" w:name="ref-wikipedia_deviance_statistics"/>
-    <w:p>
-      <w:pPr>
-        <w:pStyle w:val="Bibliography"/>
-      </w:pPr>
-      <w:r>
-        <w:t xml:space="preserve">Wikipedia contributors. 2026a.</w:t>
-      </w:r>
-      <w:r>
-        <w:t xml:space="preserve"> </w:t>
-      </w:r>
-      <w:r>
-        <w:rPr>
-          <w:i/>
-          <w:iCs/>
-        </w:rPr>
-        <w:t xml:space="preserve">Deviance (Statistics) —</w:t>
-      </w:r>
-      <w:r>
-        <w:rPr>
-          <w:i/>
-          <w:iCs/>
-        </w:rPr>
-        <w:t xml:space="preserve"> </w:t>
-      </w:r>
-      <w:r>
-        <w:rPr>
-          <w:i/>
-          <w:iCs/>
-        </w:rPr>
-        <w:t xml:space="preserve">Wikipedia</w:t>
-      </w:r>
-      <w:r>
-        <w:rPr>
-          <w:i/>
-          <w:iCs/>
-        </w:rPr>
-        <w:t xml:space="preserve">,</w:t>
-      </w:r>
-      <w:r>
-        <w:rPr>
-          <w:i/>
-          <w:iCs/>
-        </w:rPr>
-        <w:t xml:space="preserve"> </w:t>
-      </w:r>
-      <w:r>
-        <w:rPr>
-          <w:i/>
-          <w:iCs/>
-        </w:rPr>
-        <w:t xml:space="preserve">the Free Encyclopedia</w:t>
-      </w:r>
-      <w:r>
-        <w:t xml:space="preserve">.</w:t>
-      </w:r>
-      <w:r>
-        <w:t xml:space="preserve"> </w:t>
-      </w:r>
-      <w:hyperlink r:id="rId73">
         <w:r>
           <w:rPr>
             <w:rStyle w:val="Hyperlink"/>
@@ -12636,18 +12492,30 @@
           <w:t xml:space="preserve">https://en.wikipedia.org/wiki/Deviance_%28statistics%29</w:t>
         </w:r>
       </w:hyperlink>
-      <w:r>
-        <w:t xml:space="preserve">.</w:t>
-      </w:r>
     </w:p>
-    <w:bookmarkEnd w:id="74"/>
-    <w:bookmarkStart w:id="76" w:name="ref-wikipedia_likelihood_ratio_test"/>
+    <w:bookmarkEnd w:id="67"/>
+    <w:bookmarkStart w:id="69" w:name="ref-nelder1972generalized"/>
     <w:p>
       <w:pPr>
         <w:pStyle w:val="Bibliography"/>
       </w:pPr>
       <w:r>
-        <w:t xml:space="preserve">Wikipedia contributors. 2026b.</w:t>
+        <w:t xml:space="preserve">[3]</w:t>
+      </w:r>
+      <w:r>
+        <w:t xml:space="preserve"> </w:t>
+      </w:r>
+      <w:r>
+        <w:t xml:space="preserve">	</w:t>
+      </w:r>
+      <w:r>
+        <w:t xml:space="preserve">J. A. Nelder and R. W. M. Wedderburn,</w:t>
+      </w:r>
+      <w:r>
+        <w:t xml:space="preserve"> </w:t>
+      </w:r>
+      <w:r>
+        <w:t xml:space="preserve">“Generalized linear models,”</w:t>
       </w:r>
       <w:r>
         <w:t xml:space="preserve"> </w:t>
@@ -12657,13 +12525,91 @@
           <w:i/>
           <w:iCs/>
         </w:rPr>
-        <w:t xml:space="preserve">Likelihood-Ratio Test —</w:t>
+        <w:t xml:space="preserve">Journal of the Royal Statistical Society: Series A (General)</w:t>
+      </w:r>
+      <w:r>
+        <w:t xml:space="preserve">, vol. 135, no. 3, pp. 370–384, 1972, doi:</w:t>
+      </w:r>
+      <w:r>
+        <w:t xml:space="preserve"> </w:t>
+      </w:r>
+      <w:hyperlink r:id="rId68">
+        <w:r>
+          <w:rPr>
+            <w:rStyle w:val="Hyperlink"/>
+          </w:rPr>
+          <w:t xml:space="preserve">10.2307/2344614</w:t>
+        </w:r>
+      </w:hyperlink>
+      <w:r>
+        <w:t xml:space="preserve">.</w:t>
+      </w:r>
+    </w:p>
+    <w:bookmarkEnd w:id="69"/>
+    <w:bookmarkStart w:id="71" w:name="ref-hastie2009elements"/>
+    <w:p>
+      <w:pPr>
+        <w:pStyle w:val="Bibliography"/>
+      </w:pPr>
+      <w:r>
+        <w:t xml:space="preserve">[4]</w:t>
+      </w:r>
+      <w:r>
+        <w:t xml:space="preserve"> </w:t>
+      </w:r>
+      <w:r>
+        <w:t xml:space="preserve">	</w:t>
+      </w:r>
+      <w:r>
+        <w:t xml:space="preserve">T. Hastie, R. Tibshirani, and J. Friedman,</w:t>
+      </w:r>
+      <w:r>
+        <w:t xml:space="preserve"> </w:t>
       </w:r>
       <w:r>
         <w:rPr>
           <w:i/>
           <w:iCs/>
         </w:rPr>
+        <w:t xml:space="preserve">The elements of statistical learning: Data mining, inference, and prediction</w:t>
+      </w:r>
+      <w:r>
+        <w:t xml:space="preserve">, 2nd ed. Springer, 2009. doi:</w:t>
+      </w:r>
+      <w:r>
+        <w:t xml:space="preserve"> </w:t>
+      </w:r>
+      <w:hyperlink r:id="rId70">
+        <w:r>
+          <w:rPr>
+            <w:rStyle w:val="Hyperlink"/>
+          </w:rPr>
+          <w:t xml:space="preserve">10.1007/978-0-387-84858-7</w:t>
+        </w:r>
+      </w:hyperlink>
+      <w:r>
+        <w:t xml:space="preserve">.</w:t>
+      </w:r>
+    </w:p>
+    <w:bookmarkEnd w:id="71"/>
+    <w:bookmarkStart w:id="73" w:name="ref-dobson4e"/>
+    <w:p>
+      <w:pPr>
+        <w:pStyle w:val="Bibliography"/>
+      </w:pPr>
+      <w:r>
+        <w:t xml:space="preserve">[5]</w:t>
+      </w:r>
+      <w:r>
+        <w:t xml:space="preserve"> </w:t>
+      </w:r>
+      <w:r>
+        <w:t xml:space="preserve">	</w:t>
+      </w:r>
+      <w:r>
+        <w:t xml:space="preserve">A. J. Dobson and A. G. Barnett,</w:t>
+      </w:r>
+      <w:r>
         <w:t xml:space="preserve"> </w:t>
       </w:r>
       <w:r>
@@ -12671,36 +12617,216 @@
           <w:i/>
           <w:iCs/>
         </w:rPr>
-        <w:t xml:space="preserve">Wikipedia</w:t>
+        <w:t xml:space="preserve">An introduction to generalized linear models</w:t>
+      </w:r>
+      <w:r>
+        <w:t xml:space="preserve">, 4th ed. CRC press, 2018. doi:</w:t>
+      </w:r>
+      <w:r>
+        <w:t xml:space="preserve"> </w:t>
+      </w:r>
+      <w:hyperlink r:id="rId72">
+        <w:r>
+          <w:rPr>
+            <w:rStyle w:val="Hyperlink"/>
+          </w:rPr>
+          <w:t xml:space="preserve">10.1201/9781315182780</w:t>
+        </w:r>
+      </w:hyperlink>
+      <w:r>
+        <w:t xml:space="preserve">.</w:t>
+      </w:r>
+    </w:p>
+    <w:bookmarkEnd w:id="73"/>
+    <w:bookmarkStart w:id="74" w:name="ref-hosmer1989applied"/>
+    <w:p>
+      <w:pPr>
+        <w:pStyle w:val="Bibliography"/>
+      </w:pPr>
+      <w:r>
+        <w:t xml:space="preserve">[6]</w:t>
+      </w:r>
+      <w:r>
+        <w:t xml:space="preserve"> </w:t>
+      </w:r>
+      <w:r>
+        <w:t xml:space="preserve">	</w:t>
+      </w:r>
+      <w:r>
+        <w:t xml:space="preserve">D. W. Hosmer and S. Lemeshow,</w:t>
+      </w:r>
+      <w:r>
+        <w:t xml:space="preserve"> </w:t>
       </w:r>
       <w:r>
         <w:rPr>
           <w:i/>
           <w:iCs/>
         </w:rPr>
+        <w:t xml:space="preserve">Applied logistic regression</w:t>
+      </w:r>
+      <w:r>
+        <w:t xml:space="preserve">. New York: Wiley, 1989.</w:t>
+      </w:r>
+    </w:p>
+    <w:bookmarkEnd w:id="74"/>
+    <w:bookmarkStart w:id="76" w:name="ref-wikipedia_saturated_model"/>
+    <w:p>
+      <w:pPr>
+        <w:pStyle w:val="Bibliography"/>
+      </w:pPr>
+      <w:r>
+        <w:t xml:space="preserve">[7]</w:t>
+      </w:r>
+      <w:r>
+        <w:t xml:space="preserve"> </w:t>
+      </w:r>
+      <w:r>
+        <w:t xml:space="preserve">	</w:t>
+      </w:r>
+      <w:r>
+        <w:t xml:space="preserve">Wikipedia contributors,</w:t>
+      </w:r>
+      <w:r>
+        <w:t xml:space="preserve"> </w:t>
+      </w:r>
+      <w:r>
+        <w:t xml:space="preserve">“Saturated model —</w:t>
+      </w:r>
+      <w:r>
+        <w:t xml:space="preserve"> </w:t>
+      </w:r>
+      <w:r>
+        <w:t xml:space="preserve">Wikipedia</w:t>
+      </w:r>
+      <w:r>
         <w:t xml:space="preserve">,</w:t>
+      </w:r>
+      <w:r>
+        <w:t xml:space="preserve"> </w:t>
+      </w:r>
+      <w:r>
+        <w:t xml:space="preserve">the free encyclopedia.”</w:t>
+      </w:r>
+      <w:r>
+        <w:t xml:space="preserve"> </w:t>
+      </w:r>
+      <w:r>
+        <w:t xml:space="preserve">2026. Available:</w:t>
+      </w:r>
+      <w:r>
+        <w:t xml:space="preserve"> </w:t>
+      </w:r>
+      <w:hyperlink r:id="rId75">
+        <w:r>
+          <w:rPr>
+            <w:rStyle w:val="Hyperlink"/>
+          </w:rPr>
+          <w:t xml:space="preserve">https://en.wikipedia.org/wiki/Saturated_model</w:t>
+        </w:r>
+      </w:hyperlink>
+    </w:p>
+    <w:bookmarkEnd w:id="76"/>
+    <w:bookmarkStart w:id="78" w:name="ref-fahrmeir1985consistency"/>
+    <w:p>
+      <w:pPr>
+        <w:pStyle w:val="Bibliography"/>
+      </w:pPr>
+      <w:r>
+        <w:t xml:space="preserve">[8]</w:t>
+      </w:r>
+      <w:r>
+        <w:t xml:space="preserve"> </w:t>
+      </w:r>
+      <w:r>
+        <w:t xml:space="preserve">	</w:t>
+      </w:r>
+      <w:r>
+        <w:t xml:space="preserve">L. Fahrmeir and H. Kaufmann,</w:t>
+      </w:r>
+      <w:r>
+        <w:t xml:space="preserve"> </w:t>
+      </w:r>
+      <w:r>
+        <w:t xml:space="preserve">“Consistency and asymptotic normality of the maximum likelihood estimator in generalized linear models,”</w:t>
+      </w:r>
+      <w:r>
+        <w:t xml:space="preserve"> </w:t>
       </w:r>
       <w:r>
         <w:rPr>
           <w:i/>
           <w:iCs/>
         </w:rPr>
-        <w:t xml:space="preserve"> </w:t>
-      </w:r>
-      <w:r>
-        <w:rPr>
-          <w:i/>
-          <w:iCs/>
-        </w:rPr>
-        <w:t xml:space="preserve">the Free Encyclopedia</w:t>
-      </w:r>
+        <w:t xml:space="preserve">The Annals of Statistics</w:t>
+      </w:r>
+      <w:r>
+        <w:t xml:space="preserve">, vol. 13, no. 1, pp. 342–368, 1985, doi:</w:t>
+      </w:r>
+      <w:r>
+        <w:t xml:space="preserve"> </w:t>
+      </w:r>
+      <w:hyperlink r:id="rId77">
+        <w:r>
+          <w:rPr>
+            <w:rStyle w:val="Hyperlink"/>
+          </w:rPr>
+          <w:t xml:space="preserve">10.1214/aos/1176346597</w:t>
+        </w:r>
+      </w:hyperlink>
       <w:r>
         <w:t xml:space="preserve">.</w:t>
       </w:r>
-      <w:r>
-        <w:t xml:space="preserve"> </w:t>
-      </w:r>
-      <w:hyperlink r:id="rId75">
+    </w:p>
+    <w:bookmarkEnd w:id="78"/>
+    <w:bookmarkStart w:id="80" w:name="ref-wikipedia_likelihood_ratio_test"/>
+    <w:p>
+      <w:pPr>
+        <w:pStyle w:val="Bibliography"/>
+      </w:pPr>
+      <w:r>
+        <w:t xml:space="preserve">[9]</w:t>
+      </w:r>
+      <w:r>
+        <w:t xml:space="preserve"> </w:t>
+      </w:r>
+      <w:r>
+        <w:t xml:space="preserve">	</w:t>
+      </w:r>
+      <w:r>
+        <w:t xml:space="preserve">Wikipedia contributors,</w:t>
+      </w:r>
+      <w:r>
+        <w:t xml:space="preserve"> </w:t>
+      </w:r>
+      <w:r>
+        <w:t xml:space="preserve">“Likelihood-ratio test —</w:t>
+      </w:r>
+      <w:r>
+        <w:t xml:space="preserve"> </w:t>
+      </w:r>
+      <w:r>
+        <w:t xml:space="preserve">Wikipedia</w:t>
+      </w:r>
+      <w:r>
+        <w:t xml:space="preserve">,</w:t>
+      </w:r>
+      <w:r>
+        <w:t xml:space="preserve"> </w:t>
+      </w:r>
+      <w:r>
+        <w:t xml:space="preserve">the free encyclopedia.”</w:t>
+      </w:r>
+      <w:r>
+        <w:t xml:space="preserve"> </w:t>
+      </w:r>
+      <w:r>
+        <w:t xml:space="preserve">2026. Available:</w:t>
+      </w:r>
+      <w:r>
+        <w:t xml:space="preserve"> </w:t>
+      </w:r>
+      <w:hyperlink r:id="rId79">
         <w:r>
           <w:rPr>
             <w:rStyle w:val="Hyperlink"/>
@@ -12708,153 +12834,6 @@
           <w:t xml:space="preserve">https://en.wikipedia.org/wiki/Likelihood-ratio_test</w:t>
         </w:r>
       </w:hyperlink>
-      <w:r>
-        <w:t xml:space="preserve">.</w:t>
-      </w:r>
-    </w:p>
-    <w:bookmarkEnd w:id="76"/>
-    <w:bookmarkStart w:id="78" w:name="ref-wikipedia_logistic_regression"/>
-    <w:p>
-      <w:pPr>
-        <w:pStyle w:val="Bibliography"/>
-      </w:pPr>
-      <w:r>
-        <w:t xml:space="preserve">Wikipedia contributors. 2026c.</w:t>
-      </w:r>
-      <w:r>
-        <w:t xml:space="preserve"> </w:t>
-      </w:r>
-      <w:r>
-        <w:rPr>
-          <w:i/>
-          <w:iCs/>
-        </w:rPr>
-        <w:t xml:space="preserve">Logistic Regression —</w:t>
-      </w:r>
-      <w:r>
-        <w:rPr>
-          <w:i/>
-          <w:iCs/>
-        </w:rPr>
-        <w:t xml:space="preserve"> </w:t>
-      </w:r>
-      <w:r>
-        <w:rPr>
-          <w:i/>
-          <w:iCs/>
-        </w:rPr>
-        <w:t xml:space="preserve">Wikipedia</w:t>
-      </w:r>
-      <w:r>
-        <w:rPr>
-          <w:i/>
-          <w:iCs/>
-        </w:rPr>
-        <w:t xml:space="preserve">,</w:t>
-      </w:r>
-      <w:r>
-        <w:rPr>
-          <w:i/>
-          <w:iCs/>
-        </w:rPr>
-        <w:t xml:space="preserve"> </w:t>
-      </w:r>
-      <w:r>
-        <w:rPr>
-          <w:i/>
-          <w:iCs/>
-        </w:rPr>
-        <w:t xml:space="preserve">the Free Encyclopedia</w:t>
-      </w:r>
-      <w:r>
-        <w:t xml:space="preserve">.</w:t>
-      </w:r>
-      <w:r>
-        <w:t xml:space="preserve"> </w:t>
-      </w:r>
-      <w:hyperlink r:id="rId77">
-        <w:r>
-          <w:rPr>
-            <w:rStyle w:val="Hyperlink"/>
-          </w:rPr>
-          <w:t xml:space="preserve">https://en.wikipedia.org/wiki/Logistic_regression</w:t>
-        </w:r>
-      </w:hyperlink>
-      <w:r>
-        <w:t xml:space="preserve">.</w:t>
-      </w:r>
-    </w:p>
-    <w:bookmarkEnd w:id="78"/>
-    <w:bookmarkStart w:id="80" w:name="ref-wikipedia_saturated_model"/>
-    <w:p>
-      <w:pPr>
-        <w:pStyle w:val="Bibliography"/>
-      </w:pPr>
-      <w:r>
-        <w:t xml:space="preserve">Wikipedia contributors. 2026d.</w:t>
-      </w:r>
-      <w:r>
-        <w:t xml:space="preserve"> </w:t>
-      </w:r>
-      <w:r>
-        <w:rPr>
-          <w:i/>
-          <w:iCs/>
-        </w:rPr>
-        <w:t xml:space="preserve">Saturated Model —</w:t>
-      </w:r>
-      <w:r>
-        <w:rPr>
-          <w:i/>
-          <w:iCs/>
-        </w:rPr>
-        <w:t xml:space="preserve"> </w:t>
-      </w:r>
-      <w:r>
-        <w:rPr>
-          <w:i/>
-          <w:iCs/>
-        </w:rPr>
-        <w:t xml:space="preserve">Wikipedia</w:t>
-      </w:r>
-      <w:r>
-        <w:rPr>
-          <w:i/>
-          <w:iCs/>
-        </w:rPr>
-        <w:t xml:space="preserve">,</w:t>
-      </w:r>
-      <w:r>
-        <w:rPr>
-          <w:i/>
-          <w:iCs/>
-        </w:rPr>
-        <w:t xml:space="preserve"> </w:t>
-      </w:r>
-      <w:r>
-        <w:rPr>
-          <w:i/>
-          <w:iCs/>
-        </w:rPr>
-        <w:t xml:space="preserve">the Free Encyclopedia</w:t>
-      </w:r>
-      <w:r>
-        <w:t xml:space="preserve">.</w:t>
-      </w:r>
-      <w:r>
-        <w:t xml:space="preserve"> </w:t>
-      </w:r>
-      <w:hyperlink r:id="rId79">
-        <w:r>
-          <w:rPr>
-            <w:rStyle w:val="Hyperlink"/>
-          </w:rPr>
-          <w:t xml:space="preserve">https://en.wikipedia.org/wiki/Saturated_model</w:t>
-        </w:r>
-      </w:hyperlink>
-      <w:r>
-        <w:t xml:space="preserve">.</w:t>
-      </w:r>
     </w:p>
     <w:bookmarkEnd w:id="80"/>
     <w:bookmarkEnd w:id="81"/>
